--- a/Acta_Astronautica_Supplementary_Information.docx
+++ b/Acta_Astronautica_Supplementary_Information.docx
@@ -9351,7 +9351,7 @@
     </w:p>
     <w:p>
       <w:r>
-        <w:t>For samples i and i+1, the RQ2 residual compared finite-difference altitude rate, (ĥi+1 − ĥi)/Δti, with trapezoidal mean speed, (v̂i + v̂i+1)/2, normalized by the fitting speed scale. This is a stronger measurement-channel equality assumption than the RQ1 inequalities and is therefore more exposed to definitions of velocity, sensor filtering, time alignment, and nonvertical motion.</w:t>
+        <w:t>RQ2 reconstruction v1.1 fitted dataset-specific weights on FlightSketch fitting groups rather than transferring RQ1 Falcon 9 checkpoint weights. For samples i and i+1, the RQ2 residual compared finite-difference altitude rate, (ĥi+1 − ĥi)/Δti, with trapezoidal mean speed, (v̂i + v̂i+1)/2, normalized by the fitting speed scale. This is a stronger measurement-channel equality assumption than the RQ1 inequalities and is therefore more exposed to definitions of velocity, sensor filtering, time alignment, and nonvertical motion.</w:t>
       </w:r>
     </w:p>
     <w:p>
@@ -11373,7 +11373,7 @@
         <w:spacing w:after="30"/>
       </w:pPr>
       <w:r>
-        <w:t>[AUTHOR ACTION] Insert the permanent code/data repository URL and archived DOI after deposit.</w:t>
+        <w:t>The version 0.9.0 code and experiment-record package is available to the author at https://github.com/kaganyurtk/sparse-trajectory-reconstruction. The repository remains private and no archival DOI has been issued.</w:t>
       </w:r>
     </w:p>
     <w:p>
@@ -11382,7 +11382,7 @@
         <w:spacing w:after="30"/>
       </w:pPr>
       <w:r>
-        <w:t>[AUTHOR ACTION] Add the exact written-permission citation or repository note governing FlightSketch use and redistribution.</w:t>
+        <w:t>The author confirms that research-use permission for FlightSketch data was obtained. FlightSketch and its flight-log contributors are acknowledged as the data sources. Raw telemetry is not redistributed in the package.</w:t>
       </w:r>
     </w:p>
     <w:p>
@@ -11391,7 +11391,7 @@
         <w:spacing w:after="30"/>
       </w:pPr>
       <w:r>
-        <w:t>[AUTHOR ACTION] Deposit the machine-readable RQ1 inner split, manifests, deterministic masks, environment lock file, and replay logs.</w:t>
+        <w:t>Recovered_Experiment_Records_v0.9.0.zip contains the original RQ1 final package, NEXT-5 ablation and Iridium-family packages, and RQ2 reconstruction v1.1 split, manifest, checkpoints and historical verification records. The RQ1 inner split matches the deposited implementation.</w:t>
       </w:r>
     </w:p>
     <w:p>
@@ -11400,7 +11400,7 @@
         <w:spacing w:after="30"/>
       </w:pPr>
       <w:r>
-        <w:t>[AUTHOR ACTION] Verify that every third-party mission/telemetry source receives the attribution required by its terms.</w:t>
+        <w:t>The repository software and documentation licenses do not extend to third-party telemetry. Source attribution and permission terms continue to apply to the underlying data.</w:t>
       </w:r>
     </w:p>
     <w:p>
@@ -11409,12 +11409,12 @@
         <w:spacing w:after="30"/>
       </w:pPr>
       <w:r>
-        <w:t>[AUTHOR ACTION] Replace bracketed actions with final identifiers before journal upload; do not delete the methodological caveats.</w:t>
+        <w:t>RECOVERED_RECORDS_VERIFICATION.json records the archive-integrity and split-consistency checks performed during package recovery. These checks do not constitute a new training run or metric replay.</w:t>
       </w:r>
     </w:p>
     <w:p>
       <w:r>
-        <w:t>Except for these author-controlled archival and permission identifiers, the SI is internally complete for the reported analyses. Any later repository deposit should preserve the fingerprints in Table S15 so readers can distinguish the submitted analysis from subsequent updates.</w:t>
+        <w:t>The deposited historical records retain the analysis fingerprints in Table S15. Running the recovered workflows requires permitted source data and configuration of historical paths. The assembled package has not yet undergone a clean-environment end-to-end replay.</w:t>
       </w:r>
     </w:p>
     <w:sectPr>
